--- a/HWUI_Setup_Guide.docx
+++ b/HWUI_Setup_Guide.docx
@@ -87,7 +87,7 @@
           <w:color w:val="20364A"/>
           <w:sz w:val="22"/>
         </w:rPr>
-        <w:t>Updated for the July 2026 public build</w:t>
+        <w:t>Updated for the v3.43.2 Free release</w:t>
       </w:r>
     </w:p>
     <w:p>
@@ -1150,7 +1150,7 @@
           </w:tcPr>
           <w:p>
             <w:r>
-              <w:t>Bundled prompt packs, rubrics and judge engine (no extra setup)</w:t>
+              <w:t>Bundled prompt packs and rubrics (no extra setup)</w:t>
             </w:r>
           </w:p>
         </w:tc>
@@ -5143,7 +5143,7 @@
       </w:pPr>
       <w:r>
         <w:rPr/>
-        <w:t>Use the Rubric Editor to adjust the scoring criteria the judge grades against.</w:t>
+        <w:t>Use the Rubric Editor to manage scoring criteria for model comparisons.</w:t>
       </w:r>
     </w:p>
     <w:p>

--- a/HWUI_Setup_Guide.docx
+++ b/HWUI_Setup_Guide.docx
@@ -87,7 +87,7 @@
           <w:color w:val="20364A"/>
           <w:sz w:val="22"/>
         </w:rPr>
-        <w:t>Updated for the v3.43.2 Free release</w:t>
+        <w:t>Updated for the v3.43.11 Free release</w:t>
       </w:r>
     </w:p>
     <w:p>

--- a/HWUI_Setup_Guide.docx
+++ b/HWUI_Setup_Guide.docx
@@ -87,7 +87,7 @@
           <w:color w:val="20364A"/>
           <w:sz w:val="22"/>
         </w:rPr>
-        <w:t>Updated for the v3.43.11 Free release</w:t>
+        <w:t>Updated for the v3.43.3 Free release</w:t>
       </w:r>
     </w:p>
     <w:p>
